--- a/Coding 2 - year/Unit 5 - Sorting Searching & Recursion/Daily Lesson Plans/Word/Day 6.docx
+++ b/Coding 2 - year/Unit 5 - Sorting Searching & Recursion/Daily Lesson Plans/Word/Day 6.docx
@@ -50,12 +50,15 @@
               </w:rPr>
               <w:t xml:space="preserve">Coding II — Full Year</w:t>
             </w:r>
-          </w:p>
-          <w:p>
-            <w:pPr>
-              <w:spacing w:before="40"/>
-              <w:jc w:val="center"/>
-            </w:pPr>
+            <w:r>
+              <w:rPr>
+                <w:rFonts w:ascii="Arial" w:cs="Arial" w:eastAsia="Arial" w:hAnsi="Arial"/>
+                <w:sz w:val="16"/>
+                <w:szCs w:val="16"/>
+              </w:rPr>
+              <w:br/>
+              <w:t xml:space="preserve"/>
+            </w:r>
             <w:r>
               <w:rPr>
                 <w:rFonts w:ascii="Arial" w:cs="Arial" w:eastAsia="Arial" w:hAnsi="Arial"/>
@@ -83,7 +86,7 @@
           <w:rFonts w:ascii="Arial" w:cs="Arial" w:eastAsia="Arial" w:hAnsi="Arial"/>
           <w:b/>
           <w:bCs/>
-          <w:color w:val="0D3B1F"/>
+          <w:color w:val="1B7A4A"/>
           <w:sz w:val="32"/>
           <w:szCs w:val="32"/>
         </w:rPr>
@@ -261,9 +264,9 @@
               <w:right w:val="single" w:color="CCCCCC" w:sz="1"/>
             </w:tcBorders>
             <w:tcMar>
-              <w:top w:type="dxa" w:w="60"/>
+              <w:top w:type="dxa" w:w="80"/>
               <w:left w:type="dxa" w:w="120"/>
-              <w:bottom w:type="dxa" w:w="60"/>
+              <w:bottom w:type="dxa" w:w="80"/>
               <w:right w:type="dxa" w:w="120"/>
             </w:tcMar>
           </w:tcPr>
@@ -290,20 +293,213 @@
               <w:right w:val="single" w:color="CCCCCC" w:sz="1"/>
             </w:tcBorders>
             <w:tcMar>
-              <w:top w:type="dxa" w:w="60"/>
+              <w:top w:type="dxa" w:w="80"/>
               <w:left w:type="dxa" w:w="120"/>
-              <w:bottom w:type="dxa" w:w="60"/>
+              <w:bottom w:type="dxa" w:w="80"/>
               <w:right w:type="dxa" w:w="120"/>
             </w:tcMar>
           </w:tcPr>
           <w:p>
-            <w:r>
-              <w:rPr>
-                <w:rFonts w:ascii="Arial" w:cs="Arial" w:eastAsia="Arial" w:hAnsi="Arial"/>
-                <w:sz w:val="20"/>
-                <w:szCs w:val="20"/>
+            <w:pPr>
+              <w:spacing w:after="80" w:before="80"/>
+            </w:pPr>
+            <w:r>
+              <w:rPr>
+                <w:rFonts w:ascii="Arial" w:cs="Arial" w:eastAsia="Arial" w:hAnsi="Arial"/>
+                <w:b/>
+                <w:bCs/>
+                <w:i w:val="false"/>
+                <w:iCs w:val="false"/>
+                <w:color w:val="000000"/>
+                <w:sz w:val="22"/>
+                <w:szCs w:val="22"/>
               </w:rPr>
               <w:t xml:space="preserve">Bell Ringer / Review</w:t>
+            </w:r>
+            <w:r>
+              <w:rPr>
+                <w:rFonts w:ascii="Arial" w:cs="Arial" w:eastAsia="Arial" w:hAnsi="Arial"/>
+                <w:sz w:val="20"/>
+                <w:szCs w:val="20"/>
+              </w:rPr>
+              <w:br/>
+              <w:t xml:space="preserve"/>
+            </w:r>
+            <w:r>
+              <w:rPr>
+                <w:rFonts w:ascii="Arial" w:cs="Arial" w:eastAsia="Arial" w:hAnsi="Arial"/>
+                <w:sz w:val="20"/>
+                <w:szCs w:val="20"/>
+              </w:rPr>
+              <w:br/>
+              <w:t xml:space="preserve"/>
+            </w:r>
+            <w:r>
+              <w:rPr>
+                <w:rFonts w:ascii="Arial" w:cs="Arial" w:eastAsia="Arial" w:hAnsi="Arial"/>
+                <w:b/>
+                <w:bCs/>
+                <w:i w:val="false"/>
+                <w:iCs w:val="false"/>
+                <w:color w:val="000000"/>
+                <w:sz w:val="20"/>
+                <w:szCs w:val="20"/>
+              </w:rPr>
+              <w:t xml:space="preserve">Quick Write </w:t>
+            </w:r>
+            <w:r>
+              <w:rPr>
+                <w:rFonts w:ascii="Arial" w:cs="Arial" w:eastAsia="Arial" w:hAnsi="Arial"/>
+                <w:b w:val="false"/>
+                <w:bCs w:val="false"/>
+                <w:i w:val="false"/>
+                <w:iCs w:val="false"/>
+                <w:color w:val="000000"/>
+                <w:sz w:val="20"/>
+                <w:szCs w:val="20"/>
+              </w:rPr>
+              <w:t xml:space="preserve">(3 min — written or verbal):</w:t>
+            </w:r>
+            <w:r>
+              <w:rPr>
+                <w:rFonts w:ascii="Arial" w:cs="Arial" w:eastAsia="Arial" w:hAnsi="Arial"/>
+                <w:sz w:val="20"/>
+                <w:szCs w:val="20"/>
+              </w:rPr>
+              <w:br/>
+              <w:t xml:space="preserve"/>
+            </w:r>
+            <w:r>
+              <w:rPr>
+                <w:rFonts w:ascii="Arial" w:cs="Arial" w:eastAsia="Arial" w:hAnsi="Arial"/>
+                <w:b w:val="false"/>
+                <w:bCs w:val="false"/>
+                <w:i w:val="false"/>
+                <w:iCs w:val="false"/>
+                <w:color w:val="000000"/>
+                <w:sz w:val="20"/>
+                <w:szCs w:val="20"/>
+              </w:rPr>
+              <w:t xml:space="preserve">    What do you already know about how to implement binary search recursively and compare it to the iterative version?</w:t>
+            </w:r>
+            <w:r>
+              <w:rPr>
+                <w:rFonts w:ascii="Arial" w:cs="Arial" w:eastAsia="Arial" w:hAnsi="Arial"/>
+                <w:sz w:val="20"/>
+                <w:szCs w:val="20"/>
+              </w:rPr>
+              <w:br/>
+              <w:t xml:space="preserve"/>
+            </w:r>
+            <w:r>
+              <w:rPr>
+                <w:rFonts w:ascii="Arial" w:cs="Arial" w:eastAsia="Arial" w:hAnsi="Arial"/>
+                <w:sz w:val="20"/>
+                <w:szCs w:val="20"/>
+              </w:rPr>
+              <w:br/>
+              <w:t xml:space="preserve"/>
+            </w:r>
+            <w:r>
+              <w:rPr>
+                <w:rFonts w:ascii="Arial" w:cs="Arial" w:eastAsia="Arial" w:hAnsi="Arial"/>
+                <w:b/>
+                <w:bCs/>
+                <w:i w:val="false"/>
+                <w:iCs w:val="false"/>
+                <w:color w:val="000000"/>
+                <w:sz w:val="20"/>
+                <w:szCs w:val="20"/>
+              </w:rPr>
+              <w:t xml:space="preserve">Vocabulary Preview — </w:t>
+            </w:r>
+            <w:r>
+              <w:rPr>
+                <w:rFonts w:ascii="Arial" w:cs="Arial" w:eastAsia="Arial" w:hAnsi="Arial"/>
+                <w:b w:val="false"/>
+                <w:bCs w:val="false"/>
+                <w:i w:val="false"/>
+                <w:iCs w:val="false"/>
+                <w:color w:val="000000"/>
+                <w:sz w:val="20"/>
+                <w:szCs w:val="20"/>
+              </w:rPr>
+              <w:t xml:space="preserve">terms we'll use today:</w:t>
+            </w:r>
+            <w:r>
+              <w:rPr>
+                <w:rFonts w:ascii="Arial" w:cs="Arial" w:eastAsia="Arial" w:hAnsi="Arial"/>
+                <w:sz w:val="20"/>
+                <w:szCs w:val="20"/>
+              </w:rPr>
+              <w:br/>
+              <w:t xml:space="preserve"/>
+            </w:r>
+            <w:r>
+              <w:rPr>
+                <w:rFonts w:ascii="Arial" w:cs="Arial" w:eastAsia="Arial" w:hAnsi="Arial"/>
+                <w:b w:val="false"/>
+                <w:bCs w:val="false"/>
+                <w:i w:val="false"/>
+                <w:iCs w:val="false"/>
+                <w:color w:val="000000"/>
+                <w:sz w:val="20"/>
+                <w:szCs w:val="20"/>
+              </w:rPr>
+              <w:t xml:space="preserve">    • Recursive Binary Search   •   Advantage   •   Disadvantage   •   Base Cases</w:t>
+            </w:r>
+            <w:r>
+              <w:rPr>
+                <w:rFonts w:ascii="Arial" w:cs="Arial" w:eastAsia="Arial" w:hAnsi="Arial"/>
+                <w:sz w:val="20"/>
+                <w:szCs w:val="20"/>
+              </w:rPr>
+              <w:br/>
+              <w:t xml:space="preserve"/>
+            </w:r>
+            <w:r>
+              <w:rPr>
+                <w:rFonts w:ascii="Arial" w:cs="Arial" w:eastAsia="Arial" w:hAnsi="Arial"/>
+                <w:sz w:val="20"/>
+                <w:szCs w:val="20"/>
+              </w:rPr>
+              <w:br/>
+              <w:t xml:space="preserve"/>
+            </w:r>
+            <w:r>
+              <w:rPr>
+                <w:rFonts w:ascii="Arial" w:cs="Arial" w:eastAsia="Arial" w:hAnsi="Arial"/>
+                <w:b w:val="false"/>
+                <w:bCs w:val="false"/>
+                <w:i/>
+                <w:iCs/>
+                <w:color w:val="444444"/>
+                <w:sz w:val="20"/>
+                <w:szCs w:val="20"/>
+              </w:rPr>
+              <w:t xml:space="preserve">Today's Goal: By the end of class you will be able to implement binary search recursively and compare it to the iterative version.</w:t>
+            </w:r>
+            <w:r>
+              <w:rPr>
+                <w:rFonts w:ascii="Arial" w:cs="Arial" w:eastAsia="Arial" w:hAnsi="Arial"/>
+                <w:sz w:val="20"/>
+                <w:szCs w:val="20"/>
+              </w:rPr>
+              <w:br/>
+              <w:t xml:space="preserve"/>
+            </w:r>
+            <w:r>
+              <w:rPr>
+                <w:rFonts w:ascii="Arial" w:cs="Arial" w:eastAsia="Arial" w:hAnsi="Arial"/>
+                <w:b w:val="false"/>
+                <w:bCs w:val="false"/>
+                <w:i/>
+                <w:iCs/>
+                <w:color w:val="555555"/>
+                <w:sz w:val="20"/>
+                <w:szCs w:val="20"/>
+              </w:rPr>
+              <w:t xml:space="preserve">→ Pair-share your response, then 2–3 students share with the class.</w:t>
             </w:r>
           </w:p>
         </w:tc>
@@ -319,9 +515,9 @@
               <w:right w:val="single" w:color="CCCCCC" w:sz="1"/>
             </w:tcBorders>
             <w:tcMar>
-              <w:top w:type="dxa" w:w="60"/>
+              <w:top w:type="dxa" w:w="80"/>
               <w:left w:type="dxa" w:w="120"/>
-              <w:bottom w:type="dxa" w:w="60"/>
+              <w:bottom w:type="dxa" w:w="80"/>
               <w:right w:type="dxa" w:w="120"/>
             </w:tcMar>
           </w:tcPr>
@@ -348,20 +544,261 @@
               <w:right w:val="single" w:color="CCCCCC" w:sz="1"/>
             </w:tcBorders>
             <w:tcMar>
-              <w:top w:type="dxa" w:w="60"/>
+              <w:top w:type="dxa" w:w="80"/>
               <w:left w:type="dxa" w:w="120"/>
-              <w:bottom w:type="dxa" w:w="60"/>
+              <w:bottom w:type="dxa" w:w="80"/>
               <w:right w:type="dxa" w:w="120"/>
             </w:tcMar>
           </w:tcPr>
           <w:p>
-            <w:r>
-              <w:rPr>
-                <w:rFonts w:ascii="Arial" w:cs="Arial" w:eastAsia="Arial" w:hAnsi="Arial"/>
-                <w:sz w:val="20"/>
-                <w:szCs w:val="20"/>
-              </w:rPr>
-              <w:t xml:space="preserve">Mini Lesson: Recursive Binary Search</w:t>
+            <w:pPr>
+              <w:spacing w:after="80" w:before="80"/>
+            </w:pPr>
+            <w:r>
+              <w:rPr>
+                <w:rFonts w:ascii="Arial" w:cs="Arial" w:eastAsia="Arial" w:hAnsi="Arial"/>
+                <w:b/>
+                <w:bCs/>
+                <w:i w:val="false"/>
+                <w:iCs w:val="false"/>
+                <w:color w:val="000000"/>
+                <w:sz w:val="22"/>
+                <w:szCs w:val="22"/>
+              </w:rPr>
+              <w:t xml:space="preserve">Mini Lesson: </w:t>
+            </w:r>
+            <w:r>
+              <w:rPr>
+                <w:rFonts w:ascii="Arial" w:cs="Arial" w:eastAsia="Arial" w:hAnsi="Arial"/>
+                <w:b w:val="false"/>
+                <w:bCs w:val="false"/>
+                <w:i w:val="false"/>
+                <w:iCs w:val="false"/>
+                <w:color w:val="000000"/>
+                <w:sz w:val="22"/>
+                <w:szCs w:val="22"/>
+              </w:rPr>
+              <w:t xml:space="preserve">Recursive Binary Search</w:t>
+            </w:r>
+            <w:r>
+              <w:rPr>
+                <w:rFonts w:ascii="Arial" w:cs="Arial" w:eastAsia="Arial" w:hAnsi="Arial"/>
+                <w:sz w:val="20"/>
+                <w:szCs w:val="20"/>
+              </w:rPr>
+              <w:br/>
+              <w:t xml:space="preserve"/>
+            </w:r>
+            <w:r>
+              <w:rPr>
+                <w:rFonts w:ascii="Arial" w:cs="Arial" w:eastAsia="Arial" w:hAnsi="Arial"/>
+                <w:sz w:val="20"/>
+                <w:szCs w:val="20"/>
+              </w:rPr>
+              <w:br/>
+              <w:t xml:space="preserve"/>
+            </w:r>
+            <w:r>
+              <w:rPr>
+                <w:rFonts w:ascii="Arial" w:cs="Arial" w:eastAsia="Arial" w:hAnsi="Arial"/>
+                <w:b/>
+                <w:bCs/>
+                <w:i/>
+                <w:iCs/>
+                <w:color w:val="000000"/>
+                <w:sz w:val="20"/>
+                <w:szCs w:val="20"/>
+              </w:rPr>
+              <w:t xml:space="preserve">Learning Target: </w:t>
+            </w:r>
+            <w:r>
+              <w:rPr>
+                <w:rFonts w:ascii="Arial" w:cs="Arial" w:eastAsia="Arial" w:hAnsi="Arial"/>
+                <w:b w:val="false"/>
+                <w:bCs w:val="false"/>
+                <w:i/>
+                <w:iCs/>
+                <w:color w:val="333333"/>
+                <w:sz w:val="20"/>
+                <w:szCs w:val="20"/>
+              </w:rPr>
+              <w:t xml:space="preserve">I can implement binary search recursively and compare it to the iterative version.</w:t>
+            </w:r>
+            <w:r>
+              <w:rPr>
+                <w:rFonts w:ascii="Arial" w:cs="Arial" w:eastAsia="Arial" w:hAnsi="Arial"/>
+                <w:sz w:val="20"/>
+                <w:szCs w:val="20"/>
+              </w:rPr>
+              <w:br/>
+              <w:t xml:space="preserve"/>
+            </w:r>
+            <w:r>
+              <w:rPr>
+                <w:rFonts w:ascii="Arial" w:cs="Arial" w:eastAsia="Arial" w:hAnsi="Arial"/>
+                <w:sz w:val="20"/>
+                <w:szCs w:val="20"/>
+              </w:rPr>
+              <w:br/>
+              <w:t xml:space="preserve"/>
+            </w:r>
+            <w:r>
+              <w:rPr>
+                <w:rFonts w:ascii="Arial" w:cs="Arial" w:eastAsia="Arial" w:hAnsi="Arial"/>
+                <w:b w:val="false"/>
+                <w:bCs w:val="false"/>
+                <w:i w:val="false"/>
+                <w:iCs w:val="false"/>
+                <w:color w:val="000000"/>
+                <w:sz w:val="20"/>
+                <w:szCs w:val="20"/>
+              </w:rPr>
+              <w:t xml:space="preserve">Recursive Binary Search: Uses the same divide-and-conquer logic but calls itself on smaller subarrays instead of using a loop.</w:t>
+            </w:r>
+            <w:r>
+              <w:rPr>
+                <w:rFonts w:ascii="Arial" w:cs="Arial" w:eastAsia="Arial" w:hAnsi="Arial"/>
+                <w:sz w:val="20"/>
+                <w:szCs w:val="20"/>
+              </w:rPr>
+              <w:br/>
+              <w:t xml:space="preserve"/>
+            </w:r>
+            <w:r>
+              <w:rPr>
+                <w:rFonts w:ascii="Arial" w:cs="Arial" w:eastAsia="Arial" w:hAnsi="Arial"/>
+                <w:b w:val="false"/>
+                <w:bCs w:val="false"/>
+                <w:i w:val="false"/>
+                <w:iCs w:val="false"/>
+                <w:color w:val="000000"/>
+                <w:sz w:val="20"/>
+                <w:szCs w:val="20"/>
+              </w:rPr>
+              <w:t xml:space="preserve">Advantage: More elegant and easier to understand the "divide and conquer" concept.</w:t>
+            </w:r>
+            <w:r>
+              <w:rPr>
+                <w:rFonts w:ascii="Arial" w:cs="Arial" w:eastAsia="Arial" w:hAnsi="Arial"/>
+                <w:sz w:val="20"/>
+                <w:szCs w:val="20"/>
+              </w:rPr>
+              <w:br/>
+              <w:t xml:space="preserve"/>
+            </w:r>
+            <w:r>
+              <w:rPr>
+                <w:rFonts w:ascii="Arial" w:cs="Arial" w:eastAsia="Arial" w:hAnsi="Arial"/>
+                <w:sz w:val="20"/>
+                <w:szCs w:val="20"/>
+              </w:rPr>
+              <w:br/>
+              <w:t xml:space="preserve"/>
+            </w:r>
+            <w:r>
+              <w:rPr>
+                <w:rFonts w:ascii="Arial" w:cs="Arial" w:eastAsia="Arial" w:hAnsi="Arial"/>
+                <w:b/>
+                <w:bCs/>
+                <w:i w:val="false"/>
+                <w:iCs w:val="false"/>
+                <w:color w:val="000000"/>
+                <w:sz w:val="20"/>
+                <w:szCs w:val="20"/>
+              </w:rPr>
+              <w:t xml:space="preserve">Vocabulary: </w:t>
+            </w:r>
+            <w:r>
+              <w:rPr>
+                <w:rFonts w:ascii="Arial" w:cs="Arial" w:eastAsia="Arial" w:hAnsi="Arial"/>
+                <w:b w:val="false"/>
+                <w:bCs w:val="false"/>
+                <w:i w:val="false"/>
+                <w:iCs w:val="false"/>
+                <w:color w:val="000000"/>
+                <w:sz w:val="20"/>
+                <w:szCs w:val="20"/>
+              </w:rPr>
+              <w:t xml:space="preserve">Recursive Binary Search, Advantage, Disadvantage, Base Cases</w:t>
+            </w:r>
+            <w:r>
+              <w:rPr>
+                <w:rFonts w:ascii="Arial" w:cs="Arial" w:eastAsia="Arial" w:hAnsi="Arial"/>
+                <w:sz w:val="20"/>
+                <w:szCs w:val="20"/>
+              </w:rPr>
+              <w:br/>
+              <w:t xml:space="preserve"/>
+            </w:r>
+            <w:r>
+              <w:rPr>
+                <w:rFonts w:ascii="Arial" w:cs="Arial" w:eastAsia="Arial" w:hAnsi="Arial"/>
+                <w:sz w:val="20"/>
+                <w:szCs w:val="20"/>
+              </w:rPr>
+              <w:br/>
+              <w:t xml:space="preserve"/>
+            </w:r>
+            <w:r>
+              <w:rPr>
+                <w:rFonts w:ascii="Arial" w:cs="Arial" w:eastAsia="Arial" w:hAnsi="Arial"/>
+                <w:b/>
+                <w:bCs/>
+                <w:i/>
+                <w:iCs/>
+                <w:color w:val="555555"/>
+                <w:sz w:val="20"/>
+                <w:szCs w:val="20"/>
+              </w:rPr>
+              <w:t xml:space="preserve">→ Live Demo — </w:t>
+            </w:r>
+            <w:r>
+              <w:rPr>
+                <w:rFonts w:ascii="Arial" w:cs="Arial" w:eastAsia="Arial" w:hAnsi="Arial"/>
+                <w:b w:val="false"/>
+                <w:bCs w:val="false"/>
+                <w:i/>
+                <w:iCs/>
+                <w:color w:val="555555"/>
+                <w:sz w:val="20"/>
+                <w:szCs w:val="20"/>
+              </w:rPr>
+              <w:t xml:space="preserve">type examples as students follow along in their own editor.</w:t>
+            </w:r>
+            <w:r>
+              <w:rPr>
+                <w:rFonts w:ascii="Arial" w:cs="Arial" w:eastAsia="Arial" w:hAnsi="Arial"/>
+                <w:sz w:val="20"/>
+                <w:szCs w:val="20"/>
+              </w:rPr>
+              <w:br/>
+              <w:t xml:space="preserve"/>
+            </w:r>
+            <w:r>
+              <w:rPr>
+                <w:rFonts w:ascii="Arial" w:cs="Arial" w:eastAsia="Arial" w:hAnsi="Arial"/>
+                <w:b/>
+                <w:bCs/>
+                <w:i/>
+                <w:iCs/>
+                <w:color w:val="555555"/>
+                <w:sz w:val="20"/>
+                <w:szCs w:val="20"/>
+              </w:rPr>
+              <w:t xml:space="preserve">→ Check for Understanding: </w:t>
+            </w:r>
+            <w:r>
+              <w:rPr>
+                <w:rFonts w:ascii="Arial" w:cs="Arial" w:eastAsia="Arial" w:hAnsi="Arial"/>
+                <w:b w:val="false"/>
+                <w:bCs w:val="false"/>
+                <w:i/>
+                <w:iCs/>
+                <w:color w:val="555555"/>
+                <w:sz w:val="20"/>
+                <w:szCs w:val="20"/>
+              </w:rPr>
+              <w:t xml:space="preserve">pause and cold-call: “Can someone explain what we just did in their own words?”</w:t>
             </w:r>
           </w:p>
         </w:tc>
@@ -377,9 +814,9 @@
               <w:right w:val="single" w:color="CCCCCC" w:sz="1"/>
             </w:tcBorders>
             <w:tcMar>
-              <w:top w:type="dxa" w:w="60"/>
+              <w:top w:type="dxa" w:w="80"/>
               <w:left w:type="dxa" w:w="120"/>
-              <w:bottom w:type="dxa" w:w="60"/>
+              <w:bottom w:type="dxa" w:w="80"/>
               <w:right w:type="dxa" w:w="120"/>
             </w:tcMar>
           </w:tcPr>
@@ -406,20 +843,90 @@
               <w:right w:val="single" w:color="CCCCCC" w:sz="1"/>
             </w:tcBorders>
             <w:tcMar>
-              <w:top w:type="dxa" w:w="60"/>
+              <w:top w:type="dxa" w:w="80"/>
               <w:left w:type="dxa" w:w="120"/>
-              <w:bottom w:type="dxa" w:w="60"/>
+              <w:bottom w:type="dxa" w:w="80"/>
               <w:right w:type="dxa" w:w="120"/>
             </w:tcMar>
           </w:tcPr>
           <w:p>
-            <w:r>
-              <w:rPr>
-                <w:rFonts w:ascii="Arial" w:cs="Arial" w:eastAsia="Arial" w:hAnsi="Arial"/>
-                <w:sz w:val="20"/>
-                <w:szCs w:val="20"/>
+            <w:pPr>
+              <w:spacing w:after="80" w:before="80"/>
+            </w:pPr>
+            <w:r>
+              <w:rPr>
+                <w:rFonts w:ascii="Arial" w:cs="Arial" w:eastAsia="Arial" w:hAnsi="Arial"/>
+                <w:b/>
+                <w:bCs/>
+                <w:i w:val="false"/>
+                <w:iCs w:val="false"/>
+                <w:color w:val="000000"/>
+                <w:sz w:val="22"/>
+                <w:szCs w:val="22"/>
               </w:rPr>
               <w:t xml:space="preserve">Guided Practice</w:t>
+            </w:r>
+            <w:r>
+              <w:rPr>
+                <w:rFonts w:ascii="Arial" w:cs="Arial" w:eastAsia="Arial" w:hAnsi="Arial"/>
+                <w:sz w:val="20"/>
+                <w:szCs w:val="20"/>
+              </w:rPr>
+              <w:br/>
+              <w:t xml:space="preserve"/>
+            </w:r>
+            <w:r>
+              <w:rPr>
+                <w:rFonts w:ascii="Arial" w:cs="Arial" w:eastAsia="Arial" w:hAnsi="Arial"/>
+                <w:sz w:val="20"/>
+                <w:szCs w:val="20"/>
+              </w:rPr>
+              <w:br/>
+              <w:t xml:space="preserve"/>
+            </w:r>
+            <w:r>
+              <w:rPr>
+                <w:rFonts w:ascii="Arial" w:cs="Arial" w:eastAsia="Arial" w:hAnsi="Arial"/>
+                <w:b w:val="false"/>
+                <w:bCs w:val="false"/>
+                <w:i w:val="false"/>
+                <w:iCs w:val="false"/>
+                <w:color w:val="000000"/>
+                <w:sz w:val="20"/>
+                <w:szCs w:val="20"/>
+              </w:rPr>
+              <w:t xml:space="preserve">Step 1: Trace binary_search([10, 20, 30, 40, 50], 30) recursively.</w:t>
+            </w:r>
+            <w:r>
+              <w:rPr>
+                <w:rFonts w:ascii="Arial" w:cs="Arial" w:eastAsia="Arial" w:hAnsi="Arial"/>
+                <w:sz w:val="20"/>
+                <w:szCs w:val="20"/>
+              </w:rPr>
+              <w:br/>
+              <w:t xml:space="preserve"/>
+            </w:r>
+            <w:r>
+              <w:rPr>
+                <w:rFonts w:ascii="Arial" w:cs="Arial" w:eastAsia="Arial" w:hAnsi="Arial"/>
+                <w:sz w:val="20"/>
+                <w:szCs w:val="20"/>
+              </w:rPr>
+              <w:br/>
+              <w:t xml:space="preserve"/>
+            </w:r>
+            <w:r>
+              <w:rPr>
+                <w:rFonts w:ascii="Arial" w:cs="Arial" w:eastAsia="Arial" w:hAnsi="Arial"/>
+                <w:b w:val="false"/>
+                <w:bCs w:val="false"/>
+                <w:i/>
+                <w:iCs/>
+                <w:color w:val="555555"/>
+                <w:sz w:val="20"/>
+                <w:szCs w:val="20"/>
+              </w:rPr>
+              <w:t xml:space="preserve">→ Teacher models — students try alongside, then compare results.</w:t>
             </w:r>
           </w:p>
         </w:tc>
@@ -435,9 +942,9 @@
               <w:right w:val="single" w:color="CCCCCC" w:sz="1"/>
             </w:tcBorders>
             <w:tcMar>
-              <w:top w:type="dxa" w:w="60"/>
+              <w:top w:type="dxa" w:w="80"/>
               <w:left w:type="dxa" w:w="120"/>
-              <w:bottom w:type="dxa" w:w="60"/>
+              <w:bottom w:type="dxa" w:w="80"/>
               <w:right w:type="dxa" w:w="120"/>
             </w:tcMar>
           </w:tcPr>
@@ -450,7 +957,7 @@
                 <w:sz w:val="20"/>
                 <w:szCs w:val="20"/>
               </w:rPr>
-              <w:t xml:space="preserve">15-20 min</w:t>
+              <w:t xml:space="preserve">15–20 min</w:t>
             </w:r>
           </w:p>
         </w:tc>
@@ -464,20 +971,81 @@
               <w:right w:val="single" w:color="CCCCCC" w:sz="1"/>
             </w:tcBorders>
             <w:tcMar>
-              <w:top w:type="dxa" w:w="60"/>
+              <w:top w:type="dxa" w:w="80"/>
               <w:left w:type="dxa" w:w="120"/>
-              <w:bottom w:type="dxa" w:w="60"/>
+              <w:bottom w:type="dxa" w:w="80"/>
               <w:right w:type="dxa" w:w="120"/>
             </w:tcMar>
           </w:tcPr>
           <w:p>
-            <w:r>
-              <w:rPr>
-                <w:rFonts w:ascii="Arial" w:cs="Arial" w:eastAsia="Arial" w:hAnsi="Arial"/>
-                <w:sz w:val="20"/>
-                <w:szCs w:val="20"/>
+            <w:pPr>
+              <w:spacing w:after="80" w:before="80"/>
+            </w:pPr>
+            <w:r>
+              <w:rPr>
+                <w:rFonts w:ascii="Arial" w:cs="Arial" w:eastAsia="Arial" w:hAnsi="Arial"/>
+                <w:b/>
+                <w:bCs/>
+                <w:i w:val="false"/>
+                <w:iCs w:val="false"/>
+                <w:color w:val="000000"/>
+                <w:sz w:val="22"/>
+                <w:szCs w:val="22"/>
               </w:rPr>
               <w:t xml:space="preserve">Independent Practice / Code Along</w:t>
+            </w:r>
+            <w:r>
+              <w:rPr>
+                <w:rFonts w:ascii="Arial" w:cs="Arial" w:eastAsia="Arial" w:hAnsi="Arial"/>
+                <w:sz w:val="20"/>
+                <w:szCs w:val="20"/>
+              </w:rPr>
+              <w:br/>
+              <w:t xml:space="preserve"/>
+            </w:r>
+            <w:r>
+              <w:rPr>
+                <w:rFonts w:ascii="Arial" w:cs="Arial" w:eastAsia="Arial" w:hAnsi="Arial"/>
+                <w:b w:val="false"/>
+                <w:bCs w:val="false"/>
+                <w:i w:val="false"/>
+                <w:iCs w:val="false"/>
+                <w:color w:val="000000"/>
+                <w:sz w:val="20"/>
+                <w:szCs w:val="20"/>
+              </w:rPr>
+              <w:t xml:space="preserve">    Work through problems from the day's exercise set.</w:t>
+            </w:r>
+            <w:r>
+              <w:rPr>
+                <w:rFonts w:ascii="Arial" w:cs="Arial" w:eastAsia="Arial" w:hAnsi="Arial"/>
+                <w:sz w:val="20"/>
+                <w:szCs w:val="20"/>
+              </w:rPr>
+              <w:br/>
+              <w:t xml:space="preserve"/>
+            </w:r>
+            <w:r>
+              <w:rPr>
+                <w:rFonts w:ascii="Arial" w:cs="Arial" w:eastAsia="Arial" w:hAnsi="Arial"/>
+                <w:sz w:val="20"/>
+                <w:szCs w:val="20"/>
+              </w:rPr>
+              <w:br/>
+              <w:t xml:space="preserve"/>
+            </w:r>
+            <w:r>
+              <w:rPr>
+                <w:rFonts w:ascii="Arial" w:cs="Arial" w:eastAsia="Arial" w:hAnsi="Arial"/>
+                <w:b w:val="false"/>
+                <w:bCs w:val="false"/>
+                <w:i/>
+                <w:iCs/>
+                <w:color w:val="555555"/>
+                <w:sz w:val="20"/>
+                <w:szCs w:val="20"/>
+              </w:rPr>
+              <w:t xml:space="preserve">→ Teacher circulates — offer hints, check for understanding.</w:t>
             </w:r>
           </w:p>
         </w:tc>
@@ -493,9 +1061,9 @@
               <w:right w:val="single" w:color="CCCCCC" w:sz="1"/>
             </w:tcBorders>
             <w:tcMar>
-              <w:top w:type="dxa" w:w="60"/>
+              <w:top w:type="dxa" w:w="80"/>
               <w:left w:type="dxa" w:w="120"/>
-              <w:bottom w:type="dxa" w:w="60"/>
+              <w:bottom w:type="dxa" w:w="80"/>
               <w:right w:type="dxa" w:w="120"/>
             </w:tcMar>
           </w:tcPr>
@@ -522,20 +1090,90 @@
               <w:right w:val="single" w:color="CCCCCC" w:sz="1"/>
             </w:tcBorders>
             <w:tcMar>
-              <w:top w:type="dxa" w:w="60"/>
+              <w:top w:type="dxa" w:w="80"/>
               <w:left w:type="dxa" w:w="120"/>
-              <w:bottom w:type="dxa" w:w="60"/>
+              <w:bottom w:type="dxa" w:w="80"/>
               <w:right w:type="dxa" w:w="120"/>
             </w:tcMar>
           </w:tcPr>
           <w:p>
-            <w:r>
-              <w:rPr>
-                <w:rFonts w:ascii="Arial" w:cs="Arial" w:eastAsia="Arial" w:hAnsi="Arial"/>
-                <w:sz w:val="20"/>
-                <w:szCs w:val="20"/>
+            <w:pPr>
+              <w:spacing w:after="80" w:before="80"/>
+            </w:pPr>
+            <w:r>
+              <w:rPr>
+                <w:rFonts w:ascii="Arial" w:cs="Arial" w:eastAsia="Arial" w:hAnsi="Arial"/>
+                <w:b/>
+                <w:bCs/>
+                <w:i w:val="false"/>
+                <w:iCs w:val="false"/>
+                <w:color w:val="000000"/>
+                <w:sz w:val="22"/>
+                <w:szCs w:val="22"/>
               </w:rPr>
               <w:t xml:space="preserve">Exit Ticket / Wrap-Up</w:t>
+            </w:r>
+            <w:r>
+              <w:rPr>
+                <w:rFonts w:ascii="Arial" w:cs="Arial" w:eastAsia="Arial" w:hAnsi="Arial"/>
+                <w:sz w:val="20"/>
+                <w:szCs w:val="20"/>
+              </w:rPr>
+              <w:br/>
+              <w:t xml:space="preserve"/>
+            </w:r>
+            <w:r>
+              <w:rPr>
+                <w:rFonts w:ascii="Arial" w:cs="Arial" w:eastAsia="Arial" w:hAnsi="Arial"/>
+                <w:sz w:val="20"/>
+                <w:szCs w:val="20"/>
+              </w:rPr>
+              <w:br/>
+              <w:t xml:space="preserve"/>
+            </w:r>
+            <w:r>
+              <w:rPr>
+                <w:rFonts w:ascii="Arial" w:cs="Arial" w:eastAsia="Arial" w:hAnsi="Arial"/>
+                <w:b w:val="false"/>
+                <w:bCs w:val="false"/>
+                <w:i w:val="false"/>
+                <w:iCs w:val="false"/>
+                <w:color w:val="000000"/>
+                <w:sz w:val="20"/>
+                <w:szCs w:val="20"/>
+              </w:rPr>
+              <w:t xml:space="preserve">Quick Check: Implement binary search recursively and compare it to the iterative version?</w:t>
+            </w:r>
+            <w:r>
+              <w:rPr>
+                <w:rFonts w:ascii="Arial" w:cs="Arial" w:eastAsia="Arial" w:hAnsi="Arial"/>
+                <w:sz w:val="20"/>
+                <w:szCs w:val="20"/>
+              </w:rPr>
+              <w:br/>
+              <w:t xml:space="preserve"/>
+            </w:r>
+            <w:r>
+              <w:rPr>
+                <w:rFonts w:ascii="Arial" w:cs="Arial" w:eastAsia="Arial" w:hAnsi="Arial"/>
+                <w:sz w:val="20"/>
+                <w:szCs w:val="20"/>
+              </w:rPr>
+              <w:br/>
+              <w:t xml:space="preserve"/>
+            </w:r>
+            <w:r>
+              <w:rPr>
+                <w:rFonts w:ascii="Arial" w:cs="Arial" w:eastAsia="Arial" w:hAnsi="Arial"/>
+                <w:b w:val="false"/>
+                <w:bCs w:val="false"/>
+                <w:i/>
+                <w:iCs/>
+                <w:color w:val="555555"/>
+                <w:sz w:val="20"/>
+                <w:szCs w:val="20"/>
+              </w:rPr>
+              <w:t xml:space="preserve">→ 3–2–1: Name 3 things learned, 2 new vocab words, 1 question you still have.</w:t>
             </w:r>
           </w:p>
         </w:tc>
@@ -710,19 +1348,6 @@
                 <w:sz w:val="18"/>
                 <w:szCs w:val="18"/>
               </w:rPr>
-              <w:t xml:space="preserve"># Recursive Binary Search</w:t>
-            </w:r>
-          </w:p>
-          <w:p>
-            <w:pPr>
-              <w:spacing w:after="20"/>
-            </w:pPr>
-            <w:r>
-              <w:rPr>
-                <w:rFonts w:ascii="Courier New" w:cs="Courier New" w:eastAsia="Courier New" w:hAnsi="Courier New"/>
-                <w:sz w:val="18"/>
-                <w:szCs w:val="18"/>
-              </w:rPr>
               <w:t xml:space="preserve">def binary_search_recursive(arr, target, left, right):</w:t>
             </w:r>
           </w:p>
@@ -996,7 +1621,7 @@
                 <w:sz w:val="18"/>
                 <w:szCs w:val="18"/>
               </w:rPr>
-              <w:t xml:space="preserve"># Wrapper function (easier to call)</w:t>
+              <w:t xml:space="preserve"> </w:t>
             </w:r>
           </w:p>
           <w:p>
@@ -1048,7 +1673,7 @@
                 <w:sz w:val="18"/>
                 <w:szCs w:val="18"/>
               </w:rPr>
-              <w:t xml:space="preserve"># Test</w:t>
+              <w:t xml:space="preserve"> </w:t>
             </w:r>
           </w:p>
           <w:p>
@@ -1126,7 +1751,7 @@
                 <w:sz w:val="18"/>
                 <w:szCs w:val="18"/>
               </w:rPr>
-              <w:t xml:space="preserve"># Recursive with visualization</w:t>
+              <w:t xml:space="preserve"> </w:t>
             </w:r>
           </w:p>
           <w:p>
@@ -1412,7 +2037,7 @@
                 <w:sz w:val="18"/>
                 <w:szCs w:val="18"/>
               </w:rPr>
-              <w:t xml:space="preserve"># Test with visualization</w:t>
+              <w:t xml:space="preserve"> </w:t>
             </w:r>
           </w:p>
           <w:p>
@@ -1492,19 +2117,6 @@
                 <w:sz w:val="18"/>
                 <w:szCs w:val="18"/>
               </w:rPr>
-              <w:t xml:space="preserve"># Beginner</w:t>
-            </w:r>
-          </w:p>
-          <w:p>
-            <w:pPr>
-              <w:spacing w:after="20"/>
-            </w:pPr>
-            <w:r>
-              <w:rPr>
-                <w:rFonts w:ascii="Courier New" w:cs="Courier New" w:eastAsia="Courier New" w:hAnsi="Courier New"/>
-                <w:sz w:val="18"/>
-                <w:szCs w:val="18"/>
-              </w:rPr>
               <w:t xml:space="preserve">def binary_search_recursive(arr, target, left=0, right=None):</w:t>
             </w:r>
           </w:p>
@@ -1713,7 +2325,7 @@
                 <w:sz w:val="18"/>
                 <w:szCs w:val="18"/>
               </w:rPr>
-              <w:t xml:space="preserve"># Intermediate</w:t>
+              <w:t xml:space="preserve"> </w:t>
             </w:r>
           </w:p>
           <w:p>
@@ -1934,7 +2546,7 @@
                 <w:sz w:val="18"/>
                 <w:szCs w:val="18"/>
               </w:rPr>
-              <w:t xml:space="preserve"># Challenge</w:t>
+              <w:t xml:space="preserve"> </w:t>
             </w:r>
           </w:p>
           <w:p>
@@ -1974,58 +2586,6 @@
                 <w:szCs w:val="18"/>
               </w:rPr>
               <w:t xml:space="preserve">print(f"Max recursion depth: {max_depth}")  # Output: 20</w:t>
-            </w:r>
-          </w:p>
-          <w:p>
-            <w:pPr>
-              <w:spacing w:after="20"/>
-            </w:pPr>
-            <w:r>
-              <w:rPr>
-                <w:rFonts w:ascii="Courier New" w:cs="Courier New" w:eastAsia="Courier New" w:hAnsi="Courier New"/>
-                <w:sz w:val="18"/>
-                <w:szCs w:val="18"/>
-              </w:rPr>
-              <w:t xml:space="preserve"> </w:t>
-            </w:r>
-          </w:p>
-          <w:p>
-            <w:pPr>
-              <w:spacing w:after="20"/>
-            </w:pPr>
-            <w:r>
-              <w:rPr>
-                <w:rFonts w:ascii="Courier New" w:cs="Courier New" w:eastAsia="Courier New" w:hAnsi="Courier New"/>
-                <w:sz w:val="18"/>
-                <w:szCs w:val="18"/>
-              </w:rPr>
-              <w:t xml:space="preserve"># For iterative: the while loop just adjusts pointers, no stack growth.</w:t>
-            </w:r>
-          </w:p>
-          <w:p>
-            <w:pPr>
-              <w:spacing w:after="20"/>
-            </w:pPr>
-            <w:r>
-              <w:rPr>
-                <w:rFonts w:ascii="Courier New" w:cs="Courier New" w:eastAsia="Courier New" w:hAnsi="Courier New"/>
-                <w:sz w:val="18"/>
-                <w:szCs w:val="18"/>
-              </w:rPr>
-              <w:t xml:space="preserve"># For recursive: each call uses stack space, so max depth is log n.</w:t>
-            </w:r>
-          </w:p>
-          <w:p>
-            <w:pPr>
-              <w:spacing w:after="20"/>
-            </w:pPr>
-            <w:r>
-              <w:rPr>
-                <w:rFonts w:ascii="Courier New" w:cs="Courier New" w:eastAsia="Courier New" w:hAnsi="Courier New"/>
-                <w:sz w:val="18"/>
-                <w:szCs w:val="18"/>
-              </w:rPr>
-              <w:t xml:space="preserve"># Both are efficient, but iterative uses slightly less memory.</w:t>
             </w:r>
           </w:p>
         </w:tc>

--- a/Coding 2 - year/Unit 5 - Sorting Searching & Recursion/Daily Lesson Plans/Word/Day 6.docx
+++ b/Coding 2 - year/Unit 5 - Sorting Searching & Recursion/Daily Lesson Plans/Word/Day 6.docx
@@ -380,7 +380,7 @@
                 <w:sz w:val="20"/>
                 <w:szCs w:val="20"/>
               </w:rPr>
-              <w:t xml:space="preserve">    What do you already know about how to implement binary search recursively and compare it to the iterative version?</w:t>
+              <w:t xml:space="preserve">    Why might a programmer need to implement binary search recursively and compare it to the iterative version? What problem does it solve?</w:t>
             </w:r>
             <w:r>
               <w:rPr>
@@ -477,7 +477,7 @@
                 <w:sz w:val="20"/>
                 <w:szCs w:val="20"/>
               </w:rPr>
-              <w:t xml:space="preserve">Today's Goal: By the end of class you will be able to implement binary search recursively and compare it to the iterative version.</w:t>
+              <w:t xml:space="preserve">Today’s Goal: By the end of class you will be able to implement binary search recursively and compare it to the iterative version.</w:t>
             </w:r>
             <w:r>
               <w:rPr>
@@ -1142,7 +1142,7 @@
                 <w:sz w:val="20"/>
                 <w:szCs w:val="20"/>
               </w:rPr>
-              <w:t xml:space="preserve">Quick Check: Implement binary search recursively and compare it to the iterative version?</w:t>
+              <w:t xml:space="preserve">Describe the steps you'd follow to implement binary search recursively and compare it to the iterative version. What would you check to confirm it worked?</w:t>
             </w:r>
             <w:r>
               <w:rPr>

--- a/Coding 2 - year/Unit 5 - Sorting Searching & Recursion/Daily Lesson Plans/Word/Day 6.docx
+++ b/Coding 2 - year/Unit 5 - Sorting Searching & Recursion/Daily Lesson Plans/Word/Day 6.docx
@@ -706,6 +706,81 @@
                 <w:sz w:val="20"/>
                 <w:szCs w:val="20"/>
               </w:rPr>
+              <w:t xml:space="preserve">Key Concepts:</w:t>
+            </w:r>
+            <w:r>
+              <w:rPr>
+                <w:rFonts w:ascii="Arial" w:cs="Arial" w:eastAsia="Arial" w:hAnsi="Arial"/>
+                <w:sz w:val="20"/>
+                <w:szCs w:val="20"/>
+              </w:rPr>
+              <w:br/>
+              <w:t xml:space="preserve"/>
+            </w:r>
+            <w:r>
+              <w:rPr>
+                <w:rFonts w:ascii="Arial" w:cs="Arial" w:eastAsia="Arial" w:hAnsi="Arial"/>
+                <w:b w:val="false"/>
+                <w:bCs w:val="false"/>
+                <w:i w:val="false"/>
+                <w:iCs w:val="false"/>
+                <w:color w:val="000000"/>
+                <w:sz w:val="20"/>
+                <w:szCs w:val="20"/>
+              </w:rPr>
+              <w:t xml:space="preserve">    • Target found: arr[mid] == target → return index</w:t>
+            </w:r>
+            <w:r>
+              <w:rPr>
+                <w:rFonts w:ascii="Arial" w:cs="Arial" w:eastAsia="Arial" w:hAnsi="Arial"/>
+                <w:sz w:val="20"/>
+                <w:szCs w:val="20"/>
+              </w:rPr>
+              <w:br/>
+              <w:t xml:space="preserve"/>
+            </w:r>
+            <w:r>
+              <w:rPr>
+                <w:rFonts w:ascii="Arial" w:cs="Arial" w:eastAsia="Arial" w:hAnsi="Arial"/>
+                <w:b w:val="false"/>
+                <w:bCs w:val="false"/>
+                <w:i w:val="false"/>
+                <w:iCs w:val="false"/>
+                <w:color w:val="000000"/>
+                <w:sz w:val="20"/>
+                <w:szCs w:val="20"/>
+              </w:rPr>
+              <w:t xml:space="preserve">    • Search space exhausted: left &gt; right → return -1</w:t>
+            </w:r>
+            <w:r>
+              <w:rPr>
+                <w:rFonts w:ascii="Arial" w:cs="Arial" w:eastAsia="Arial" w:hAnsi="Arial"/>
+                <w:sz w:val="20"/>
+                <w:szCs w:val="20"/>
+              </w:rPr>
+              <w:br/>
+              <w:t xml:space="preserve"/>
+            </w:r>
+            <w:r>
+              <w:rPr>
+                <w:rFonts w:ascii="Arial" w:cs="Arial" w:eastAsia="Arial" w:hAnsi="Arial"/>
+                <w:sz w:val="20"/>
+                <w:szCs w:val="20"/>
+              </w:rPr>
+              <w:br/>
+              <w:t xml:space="preserve"/>
+            </w:r>
+            <w:r>
+              <w:rPr>
+                <w:rFonts w:ascii="Arial" w:cs="Arial" w:eastAsia="Arial" w:hAnsi="Arial"/>
+                <w:b/>
+                <w:bCs/>
+                <w:i w:val="false"/>
+                <w:iCs w:val="false"/>
+                <w:color w:val="000000"/>
+                <w:sz w:val="20"/>
+                <w:szCs w:val="20"/>
+              </w:rPr>
               <w:t xml:space="preserve">Vocabulary: </w:t>
             </w:r>
             <w:r>
@@ -1006,6 +1081,19 @@
             <w:r>
               <w:rPr>
                 <w:rFonts w:ascii="Arial" w:cs="Arial" w:eastAsia="Arial" w:hAnsi="Arial"/>
+                <w:b/>
+                <w:bCs/>
+                <w:i w:val="false"/>
+                <w:iCs w:val="false"/>
+                <w:color w:val="000000"/>
+                <w:sz w:val="20"/>
+                <w:szCs w:val="20"/>
+              </w:rPr>
+              <w:t xml:space="preserve">    Beginner: </w:t>
+            </w:r>
+            <w:r>
+              <w:rPr>
+                <w:rFonts w:ascii="Arial" w:cs="Arial" w:eastAsia="Arial" w:hAnsi="Arial"/>
                 <w:b w:val="false"/>
                 <w:bCs w:val="false"/>
                 <w:i w:val="false"/>
@@ -1014,7 +1102,77 @@
                 <w:sz w:val="20"/>
                 <w:szCs w:val="20"/>
               </w:rPr>
-              <w:t xml:space="preserve">    Work through problems from the day's exercise set.</w:t>
+              <w:t xml:space="preserve">Rewrite the recursive binary search without the wrapper function. Can you call it more easily?</w:t>
+            </w:r>
+            <w:r>
+              <w:rPr>
+                <w:rFonts w:ascii="Arial" w:cs="Arial" w:eastAsia="Arial" w:hAnsi="Arial"/>
+                <w:sz w:val="20"/>
+                <w:szCs w:val="20"/>
+              </w:rPr>
+              <w:br/>
+              <w:t xml:space="preserve"/>
+            </w:r>
+            <w:r>
+              <w:rPr>
+                <w:rFonts w:ascii="Arial" w:cs="Arial" w:eastAsia="Arial" w:hAnsi="Arial"/>
+                <w:b/>
+                <w:bCs/>
+                <w:i w:val="false"/>
+                <w:iCs w:val="false"/>
+                <w:color w:val="000000"/>
+                <w:sz w:val="20"/>
+                <w:szCs w:val="20"/>
+              </w:rPr>
+              <w:t xml:space="preserve">    Intermediate: </w:t>
+            </w:r>
+            <w:r>
+              <w:rPr>
+                <w:rFonts w:ascii="Arial" w:cs="Arial" w:eastAsia="Arial" w:hAnsi="Arial"/>
+                <w:b w:val="false"/>
+                <w:bCs w:val="false"/>
+                <w:i w:val="false"/>
+                <w:iCs w:val="false"/>
+                <w:color w:val="000000"/>
+                <w:sz w:val="20"/>
+                <w:szCs w:val="20"/>
+              </w:rPr>
+              <w:t xml:space="preserve">Modify the recursive binary search to count how many recursive calls were made. (Hint: Add a counter parameter or use a global variable.)…</w:t>
+            </w:r>
+            <w:r>
+              <w:rPr>
+                <w:rFonts w:ascii="Arial" w:cs="Arial" w:eastAsia="Arial" w:hAnsi="Arial"/>
+                <w:sz w:val="20"/>
+                <w:szCs w:val="20"/>
+              </w:rPr>
+              <w:br/>
+              <w:t xml:space="preserve"/>
+            </w:r>
+            <w:r>
+              <w:rPr>
+                <w:rFonts w:ascii="Arial" w:cs="Arial" w:eastAsia="Arial" w:hAnsi="Arial"/>
+                <w:b/>
+                <w:bCs/>
+                <w:i w:val="false"/>
+                <w:iCs w:val="false"/>
+                <w:color w:val="000000"/>
+                <w:sz w:val="20"/>
+                <w:szCs w:val="20"/>
+              </w:rPr>
+              <w:t xml:space="preserve">    Challenge: </w:t>
+            </w:r>
+            <w:r>
+              <w:rPr>
+                <w:rFonts w:ascii="Arial" w:cs="Arial" w:eastAsia="Arial" w:hAnsi="Arial"/>
+                <w:b w:val="false"/>
+                <w:bCs w:val="false"/>
+                <w:i w:val="false"/>
+                <w:iCs w:val="false"/>
+                <w:color w:val="000000"/>
+                <w:sz w:val="20"/>
+                <w:szCs w:val="20"/>
+              </w:rPr>
+              <w:t xml:space="preserve">What's the maximum recursion depth (call stack depth) for a list of 1,000,000 items? Calculate log₂(1,000,000). How does this compare to ite…</w:t>
             </w:r>
             <w:r>
               <w:rPr>
@@ -2762,6 +2920,94 @@
       <w:pPr>
         <w:spacing w:after="160"/>
       </w:pPr>
+    </w:p>
+    <w:p>
+      <w:pPr>
+        <w:pBdr>
+          <w:bottom w:val="single" w:color="1B7A4A" w:sz="4" w:space="4"/>
+        </w:pBdr>
+        <w:spacing w:after="100" w:before="120"/>
+      </w:pPr>
+      <w:r>
+        <w:rPr>
+          <w:rFonts w:ascii="Arial" w:cs="Arial" w:eastAsia="Arial" w:hAnsi="Arial"/>
+          <w:b/>
+          <w:bCs/>
+          <w:color w:val="1B7A4A"/>
+          <w:sz w:val="24"/>
+          <w:szCs w:val="24"/>
+        </w:rPr>
+        <w:t xml:space="preserve">Practice Problems</w:t>
+      </w:r>
+    </w:p>
+    <w:p>
+      <w:pPr>
+        <w:spacing w:after="80"/>
+      </w:pPr>
+      <w:r>
+        <w:rPr>
+          <w:rFonts w:ascii="Arial" w:cs="Arial" w:eastAsia="Arial" w:hAnsi="Arial"/>
+          <w:b/>
+          <w:bCs/>
+          <w:sz w:val="20"/>
+          <w:szCs w:val="20"/>
+        </w:rPr>
+        <w:t xml:space="preserve">Problem 1: </w:t>
+      </w:r>
+      <w:r>
+        <w:rPr>
+          <w:rFonts w:ascii="Arial" w:cs="Arial" w:eastAsia="Arial" w:hAnsi="Arial"/>
+          <w:sz w:val="20"/>
+          <w:szCs w:val="20"/>
+        </w:rPr>
+        <w:t xml:space="preserve">Beginner:  Rewrite the recursive binary search without the wrapper function. Can you call it more easily?</w:t>
+      </w:r>
+    </w:p>
+    <w:p>
+      <w:pPr>
+        <w:spacing w:after="80"/>
+      </w:pPr>
+      <w:r>
+        <w:rPr>
+          <w:rFonts w:ascii="Arial" w:cs="Arial" w:eastAsia="Arial" w:hAnsi="Arial"/>
+          <w:b/>
+          <w:bCs/>
+          <w:sz w:val="20"/>
+          <w:szCs w:val="20"/>
+        </w:rPr>
+        <w:t xml:space="preserve">Problem 2: </w:t>
+      </w:r>
+      <w:r>
+        <w:rPr>
+          <w:rFonts w:ascii="Arial" w:cs="Arial" w:eastAsia="Arial" w:hAnsi="Arial"/>
+          <w:sz w:val="20"/>
+          <w:szCs w:val="20"/>
+        </w:rPr>
+        <w:t xml:space="preserve">Intermediate:  Modify the recursive binary search to count how many recursive calls were made. (Hint: Add a counter parameter or use a global variable.)</w:t>
+      </w:r>
+    </w:p>
+    <w:p>
+      <w:pPr>
+        <w:spacing w:after="80"/>
+      </w:pPr>
+      <w:r>
+        <w:rPr>
+          <w:rFonts w:ascii="Arial" w:cs="Arial" w:eastAsia="Arial" w:hAnsi="Arial"/>
+          <w:b/>
+          <w:bCs/>
+          <w:sz w:val="20"/>
+          <w:szCs w:val="20"/>
+        </w:rPr>
+        <w:t xml:space="preserve">Problem 3: </w:t>
+      </w:r>
+      <w:r>
+        <w:rPr>
+          <w:rFonts w:ascii="Arial" w:cs="Arial" w:eastAsia="Arial" w:hAnsi="Arial"/>
+          <w:sz w:val="20"/>
+          <w:szCs w:val="20"/>
+        </w:rPr>
+        <w:t xml:space="preserve">Challenge:  What's the maximum recursion depth (call stack depth) for a list of 1,000,000 items? Calculate log₂(1,000,000). How does this compare to iterative binary search?</w:t>
+      </w:r>
     </w:p>
     <w:p>
       <w:pPr>
